--- a/IDEA DE PROYECTO.docx
+++ b/IDEA DE PROYECTO.docx
@@ -32,7 +32,11 @@
         <w:t>Plataforma Digital para Comercialización de Productos Agroecológicos Locales en Colombia</w:t>
       </w:r>
     </w:p>
-    <w:p/>
+    <w:p>
+      <w:r>
+        <w:t>aaaa</w:t>
+      </w:r>
+    </w:p>
     <w:p>
       <w:pPr>
         <w:rPr>
@@ -678,23 +682,7 @@
           <w:b/>
           <w:bCs/>
         </w:rPr>
-        <w:t xml:space="preserve"> Producto: Plataforma Web y App Móvil “</w:t>
-      </w:r>
-      <w:proofErr w:type="spellStart"/>
-      <w:r>
-        <w:rPr>
-          <w:b/>
-          <w:bCs/>
-        </w:rPr>
-        <w:t>AgroConecta</w:t>
-      </w:r>
-      <w:proofErr w:type="spellEnd"/>
-      <w:r>
-        <w:rPr>
-          <w:b/>
-          <w:bCs/>
-        </w:rPr>
-        <w:t>”</w:t>
+        <w:t xml:space="preserve"> Producto: Plataforma Web y App Móvil “AgroConecta”</w:t>
       </w:r>
     </w:p>
     <w:p>
@@ -1546,15 +1534,7 @@
         </w:numPr>
       </w:pPr>
       <w:r>
-        <w:t xml:space="preserve">Integrar </w:t>
-      </w:r>
-      <w:proofErr w:type="spellStart"/>
-      <w:r>
-        <w:t>APIs</w:t>
-      </w:r>
-      <w:proofErr w:type="spellEnd"/>
-      <w:r>
-        <w:t xml:space="preserve"> de pago.</w:t>
+        <w:t>Integrar APIs de pago.</w:t>
       </w:r>
     </w:p>
     <w:p>
